--- a/คุมประพฤติอื่นรวม.docx
+++ b/คุมประพฤติอื่นรวม.docx
@@ -1475,27 +1475,17 @@
           <w:cs/>
           <w:lang w:val="en-US"/>
         </w:rPr>
-        <w:t xml:space="preserve"> ๐ ๒๕๒๘ ๔๕๖๗ ต่อ ๑</w:t>
-      </w:r>
-      <w:r>
-        <w:rPr>
-          <w:rFonts w:ascii="TH SarabunIT๙" w:eastAsia="Cordia New" w:hAnsi="TH SarabunIT๙" w:cs="TH SarabunIT๙" w:hint="cs"/>
-          <w:sz w:val="32"/>
-          <w:szCs w:val="32"/>
-          <w:cs/>
-          <w:lang w:val="en-US"/>
-        </w:rPr>
-        <w:t>๐</w:t>
-      </w:r>
-      <w:r>
-        <w:rPr>
-          <w:rFonts w:ascii="TH SarabunIT๙" w:eastAsia="Cordia New" w:hAnsi="TH SarabunIT๙" w:cs="TH SarabunIT๙"/>
-          <w:sz w:val="32"/>
-          <w:szCs w:val="32"/>
-          <w:cs/>
-          <w:lang w:val="en-US"/>
-        </w:rPr>
-        <w:t>๓๐๑</w:t>
+        <w:t xml:space="preserve"> ๐ ๒๕๒๘ ๔๕๖๗ ต่อ </w:t>
+      </w:r>
+      <w:r>
+        <w:rPr>
+          <w:rFonts w:ascii="TH SarabunIT๙" w:eastAsia="Cordia New" w:hAnsi="TH SarabunIT๙" w:cs="TH SarabunIT๙"/>
+          <w:sz w:val="32"/>
+          <w:szCs w:val="32"/>
+          <w:cs/>
+          <w:lang w:val="en-US"/>
+        </w:rPr>
+        <w:t>๑๐๓๓๖</w:t>
       </w:r>
     </w:p>
     <w:p>
@@ -2420,17 +2410,7 @@
           <w:szCs w:val="32"/>
           <w:lang w:val="en-US"/>
         </w:rPr>
-        <w:t>}}</w:t>
-      </w:r>
-      <w:r>
-        <w:rPr>
-          <w:rFonts w:ascii="TH SarabunIT๙" w:eastAsia="Times New Roman" w:hAnsi="TH SarabunIT๙" w:cs="TH SarabunIT๙"/>
-          <w:spacing w:val="-6"/>
-          <w:sz w:val="32"/>
-          <w:szCs w:val="32"/>
-          <w:lang w:val="en-US"/>
-        </w:rPr>
-        <w:t xml:space="preserve"> </w:t>
+        <w:t xml:space="preserve">}} </w:t>
       </w:r>
       <w:r>
         <w:rPr>
@@ -4380,27 +4360,17 @@
           <w:cs/>
           <w:lang w:val="en-US"/>
         </w:rPr>
-        <w:t xml:space="preserve"> ๐ ๒๕๒๘ ๔๕๖๗ ต่อ ๑</w:t>
-      </w:r>
-      <w:r>
-        <w:rPr>
-          <w:rFonts w:ascii="TH SarabunIT๙" w:eastAsia="Cordia New" w:hAnsi="TH SarabunIT๙" w:cs="TH SarabunIT๙" w:hint="cs"/>
-          <w:sz w:val="32"/>
-          <w:szCs w:val="32"/>
-          <w:cs/>
-          <w:lang w:val="en-US"/>
-        </w:rPr>
-        <w:t>๐</w:t>
-      </w:r>
-      <w:r>
-        <w:rPr>
-          <w:rFonts w:ascii="TH SarabunIT๙" w:eastAsia="Cordia New" w:hAnsi="TH SarabunIT๙" w:cs="TH SarabunIT๙"/>
-          <w:sz w:val="32"/>
-          <w:szCs w:val="32"/>
-          <w:cs/>
-          <w:lang w:val="en-US"/>
-        </w:rPr>
-        <w:t>๓๐๑</w:t>
+        <w:t xml:space="preserve"> ๐ ๒๕๒๘ ๔๕๖๗ ต่อ </w:t>
+      </w:r>
+      <w:r>
+        <w:rPr>
+          <w:rFonts w:ascii="TH SarabunIT๙" w:eastAsia="Cordia New" w:hAnsi="TH SarabunIT๙" w:cs="TH SarabunIT๙"/>
+          <w:sz w:val="32"/>
+          <w:szCs w:val="32"/>
+          <w:cs/>
+          <w:lang w:val="en-US"/>
+        </w:rPr>
+        <w:t>๑๐๓๓๖</w:t>
       </w:r>
       <w:r>
         <w:rPr>
@@ -4899,7 +4869,6 @@
   <w:style w:type="character" w:default="1" w:styleId="a0">
     <w:name w:val="Default Paragraph Font"/>
     <w:uiPriority w:val="1"/>
-    <w:semiHidden/>
     <w:unhideWhenUsed/>
   </w:style>
   <w:style w:type="table" w:default="1" w:styleId="a1">
